--- a/HinglishVinglish-plan/word/01-plan-overview.docx
+++ b/HinglishVinglish-plan/word/01-plan-overview.docx
@@ -2153,7 +2153,7 @@
               <w:jc w:val="left"/>
             </w:pPr>
             <w:r>
-              <w:t xml:space="preserve">z f r</w:t>
+              <w:t xml:space="preserve">z f d</w:t>
             </w:r>
           </w:p>
         </w:tc>
@@ -5020,6 +5020,18 @@
       </w:pPr>
       <w:r>
         <w:t xml:space="preserve">☒ Scope: Hindi first, built to extend to other non-Latin scripts.</w:t>
+      </w:r>
+    </w:p>
+    <w:p>
+      <w:pPr>
+        <w:numPr>
+          <w:ilvl w:val="0"/>
+          <w:numId w:val="1007"/>
+        </w:numPr>
+        <w:pStyle w:val="Compact"/>
+      </w:pPr>
+      <w:r>
+        <w:t xml:space="preserve">☐ Open (Oct 26, from Phase 0 data): medial long vowels. HV-Roman 1.0 writes aa / ee / oo (raaja, theek, doodh), but only about 20% of real spellings in Dakshina do. Switching to single vowels (raja, thik, dudh) would raise agreement with people's most common spelling from 34% to 53%, at the cost of hiding vowel length outside the precise view. A change is a major scheme bump, so decide before Phase 3 content is written. Details: eval/README.md.</w:t>
       </w:r>
     </w:p>
     <w:bookmarkEnd w:id="59"/>
